--- a/SEVEN-G/docx/en/plantillas/P55_SEVEN-G_Cuestionario_de_diligencia_debida_a_proveedores_de_IA.docx
+++ b/SEVEN-G/docx/en/plantillas/P55_SEVEN-G_Cuestionario_de_diligencia_debida_a_proveedores_de_IA.docx
@@ -136,7 +136,7 @@
               <w:pStyle w:val="Celda"/>
             </w:pPr>
             <w:r>
-              <w:t xml:space="preserve">Fernando García · SEACHAD</w:t>
+              <w:t xml:space="preserve">Fernando García Varela</w:t>
             </w:r>
           </w:p>
         </w:tc>
@@ -200,7 +200,7 @@
         <w:t xml:space="preserve">Each organisation that uses SEVEN-G is solely responsible for identifying the regulation that applies to it, verifying that it is current and certifying its own regulatory compliance</w:t>
       </w:r>
       <w:r>
-        <w:t xml:space="preserve">, with the appropriate qualified advice. The author and SEACHAD accept no liability for any use made of this content or for any decisions taken on the basis of it. The data, figures, companies and cases in the examples are fictitious or illustrative.</w:t>
+        <w:t xml:space="preserve">, with the appropriate qualified advice. The author accepts no liability for any use made of this content or for any decisions taken on the basis of it. The data, figures, companies and cases in the examples are fictitious or illustrative.</w:t>
       </w:r>
     </w:p>
     <w:p>
@@ -10594,7 +10594,7 @@
       <w:pStyle w:val="Pie"/>
     </w:pPr>
     <w:r>
-      <w:t xml:space="preserve">SEVEN-G · Template P55 · AI supplier due diligence questionnaire · CC BY 4.0 · Fernando García · SEACHAD · Generated from the Markdown source: do not edit the template, fill in a copy.</w:t>
+      <w:t xml:space="preserve">SEVEN-G · Template P55 · AI supplier due diligence questionnaire · CC BY 4.0 · Fernando García Varela · Generated from the Markdown source: do not edit the template, fill in a copy.</w:t>
     </w:r>
     <w:r>
       <w:rPr>

--- a/SEVEN-G/docx/en/plantillas/P55_SEVEN-G_Cuestionario_de_diligencia_debida_a_proveedores_de_IA.docx
+++ b/SEVEN-G/docx/en/plantillas/P55_SEVEN-G_Cuestionario_de_diligencia_debida_a_proveedores_de_IA.docx
@@ -200,7 +200,7 @@
         <w:t xml:space="preserve">Each organisation that uses SEVEN-G is solely responsible for identifying the regulation that applies to it, verifying that it is current and certifying its own regulatory compliance</w:t>
       </w:r>
       <w:r>
-        <w:t xml:space="preserve">, with the appropriate qualified advice. The author accepts no liability for any use made of this content or for any decisions taken on the basis of it. The data, figures, companies and cases in the examples are fictitious or illustrative.</w:t>
+        <w:t xml:space="preserve">, with the appropriate qualified advice. This methodology is a generic, free aid shared with the community so that nobody has to start from scratch; each person or organisation can and should adapt it to its own use. It must not be inferred that its legally sensitive parts have been reviewed by legal counsel: those reviews, for each company or sector, are the ultimate responsibility of the company, consultant or organisation that uses it. Although every effort is made to keep it up to date, some regulation may have changed without being reflected here. To the fullest extent permitted by law, the author accepts no responsibility whatsoever for the effects of its application in any organisation or for its full applicability. The methodology does not grant certification of any kind. The author accepts no liability for any use made of this content or for any decisions taken on the basis of it. The data, figures, companies and cases in the examples are fictitious or illustrative.</w:t>
       </w:r>
     </w:p>
     <w:p>

--- a/SEVEN-G/docx/en/plantillas/P55_SEVEN-G_Cuestionario_de_diligencia_debida_a_proveedores_de_IA.docx
+++ b/SEVEN-G/docx/en/plantillas/P55_SEVEN-G_Cuestionario_de_diligencia_debida_a_proveedores_de_IA.docx
@@ -80,7 +80,7 @@
               <w:pStyle w:val="Celda"/>
             </w:pPr>
             <w:r>
-              <w:t xml:space="preserve">0.1 (working draft)</w:t>
+              <w:t xml:space="preserve">0.2 (working draft)</w:t>
             </w:r>
           </w:p>
         </w:tc>
@@ -108,7 +108,7 @@
               <w:pStyle w:val="Celda"/>
             </w:pPr>
             <w:r>
-              <w:t xml:space="preserve">19-09-2026</w:t>
+              <w:t xml:space="preserve">19-10-2026</w:t>
             </w:r>
           </w:p>
         </w:tc>
@@ -301,7 +301,7 @@
               <w:pStyle w:val="Celda"/>
             </w:pPr>
             <w:r>
-              <w:t xml:space="preserve">At stage 2 of the supplier lifecycle (36 §5), in phase 3 and before G3, once the preliminary requirement level has been set in P14 §3. It is repeated whenever a reassessment trigger occurs (36 §5) and before renewing the contract. Annex A is used with suppliers of software already contracted (36 §8.1) from C1 onwards and at every R6.</w:t>
+              <w:t xml:space="preserve">At stage 2 of the supplier lifecycle (36 §5), in phase 3 and before G3, once the preliminary requirement level has been set in P14 §3. It is repeated whenever a reassessment trigger occurs (36 §5) and before renewing the contract. Annex A is used with suppliers of software already contracted (36 §8.1) from C1 onwards and at every R6. It is also used before testing an external AI tool with company data that is not public or synthetic: testing is also using (36 §2, principle 8).</w:t>
             </w:r>
           </w:p>
         </w:tc>
@@ -4244,11 +4244,238 @@
           </w:p>
         </w:tc>
       </w:tr>
+      <w:tr>
+        <w:tc>
+          <w:tcPr>
+            <w:tcW w:w="1606" w:type="dxa"/>
+          </w:tcPr>
+          <w:p>
+            <w:pPr>
+              <w:pStyle w:val="Celda"/>
+            </w:pPr>
+            <w:r>
+              <w:t xml:space="preserve">5.8</w:t>
+            </w:r>
+          </w:p>
+        </w:tc>
+        <w:tc>
+          <w:tcPr>
+            <w:tcW w:w="1606" w:type="dxa"/>
+          </w:tcPr>
+          <w:p>
+            <w:pPr>
+              <w:pStyle w:val="Celda"/>
+            </w:pPr>
+            <w:r>
+              <w:t xml:space="preserve">Can you provide recent independent adversarial testing reports on the AI service (prompt injection, leakage, tool abuse), with their date and scope?</w:t>
+            </w:r>
+          </w:p>
+        </w:tc>
+        <w:tc>
+          <w:tcPr>
+            <w:tcW w:w="1606" w:type="dxa"/>
+          </w:tcPr>
+          <w:p>
+            <w:pPr>
+              <w:pStyle w:val="Celda"/>
+            </w:pPr>
+            <w:r>
+              <w:t xml:space="preserve">Report or executive summary.</w:t>
+            </w:r>
+          </w:p>
+        </w:tc>
+        <w:tc>
+          <w:tcPr>
+            <w:tcW w:w="1606" w:type="dxa"/>
+          </w:tcPr>
+          <w:p>
+            <w:pPr>
+              <w:pStyle w:val="Celda"/>
+            </w:pPr>
+            <w:r>
+              <w:t xml:space="preserve">N2</w:t>
+            </w:r>
+          </w:p>
+        </w:tc>
+        <w:tc>
+          <w:tcPr>
+            <w:tcW w:w="1606" w:type="dxa"/>
+          </w:tcPr>
+          <w:p>
+            <w:pPr>
+              <w:pStyle w:val="Celda"/>
+            </w:pPr>
+          </w:p>
+        </w:tc>
+        <w:tc>
+          <w:tcPr>
+            <w:tcW w:w="1606" w:type="dxa"/>
+          </w:tcPr>
+          <w:p>
+            <w:pPr>
+              <w:pStyle w:val="Celda"/>
+            </w:pPr>
+          </w:p>
+        </w:tc>
+      </w:tr>
+      <w:tr>
+        <w:tc>
+          <w:tcPr>
+            <w:tcW w:w="1606" w:type="dxa"/>
+          </w:tcPr>
+          <w:p>
+            <w:pPr>
+              <w:pStyle w:val="Celda"/>
+            </w:pPr>
+            <w:r>
+              <w:t xml:space="preserve">5.9</w:t>
+            </w:r>
+          </w:p>
+        </w:tc>
+        <w:tc>
+          <w:tcPr>
+            <w:tcW w:w="1606" w:type="dxa"/>
+          </w:tcPr>
+          <w:p>
+            <w:pPr>
+              <w:pStyle w:val="Celda"/>
+            </w:pPr>
+            <w:r>
+              <w:t xml:space="preserve">Which input, output and action logs do you make available to the company, in what format and with what retention?</w:t>
+            </w:r>
+          </w:p>
+        </w:tc>
+        <w:tc>
+          <w:tcPr>
+            <w:tcW w:w="1606" w:type="dxa"/>
+          </w:tcPr>
+          <w:p>
+            <w:pPr>
+              <w:pStyle w:val="Celda"/>
+            </w:pPr>
+            <w:r>
+              <w:t xml:space="preserve">Description; sample log.</w:t>
+            </w:r>
+          </w:p>
+        </w:tc>
+        <w:tc>
+          <w:tcPr>
+            <w:tcW w:w="1606" w:type="dxa"/>
+          </w:tcPr>
+          <w:p>
+            <w:pPr>
+              <w:pStyle w:val="Celda"/>
+            </w:pPr>
+            <w:r>
+              <w:t xml:space="preserve">N2</w:t>
+            </w:r>
+          </w:p>
+        </w:tc>
+        <w:tc>
+          <w:tcPr>
+            <w:tcW w:w="1606" w:type="dxa"/>
+          </w:tcPr>
+          <w:p>
+            <w:pPr>
+              <w:pStyle w:val="Celda"/>
+            </w:pPr>
+          </w:p>
+        </w:tc>
+        <w:tc>
+          <w:tcPr>
+            <w:tcW w:w="1606" w:type="dxa"/>
+          </w:tcPr>
+          <w:p>
+            <w:pPr>
+              <w:pStyle w:val="Celda"/>
+            </w:pPr>
+          </w:p>
+        </w:tc>
+      </w:tr>
+      <w:tr>
+        <w:tc>
+          <w:tcPr>
+            <w:tcW w:w="1606" w:type="dxa"/>
+          </w:tcPr>
+          <w:p>
+            <w:pPr>
+              <w:pStyle w:val="Celda"/>
+            </w:pPr>
+            <w:r>
+              <w:t xml:space="preserve">5.10</w:t>
+            </w:r>
+          </w:p>
+        </w:tc>
+        <w:tc>
+          <w:tcPr>
+            <w:tcW w:w="1606" w:type="dxa"/>
+          </w:tcPr>
+          <w:p>
+            <w:pPr>
+              <w:pStyle w:val="Celda"/>
+            </w:pPr>
+            <w:r>
+              <w:t xml:space="preserve">Where do the filters, monitoring and log storage of the service itself run, and which of your staff have access to them?</w:t>
+            </w:r>
+          </w:p>
+        </w:tc>
+        <w:tc>
+          <w:tcPr>
+            <w:tcW w:w="1606" w:type="dxa"/>
+          </w:tcPr>
+          <w:p>
+            <w:pPr>
+              <w:pStyle w:val="Celda"/>
+            </w:pPr>
+            <w:r>
+              <w:t xml:space="preserve">Description; regions.</w:t>
+            </w:r>
+          </w:p>
+        </w:tc>
+        <w:tc>
+          <w:tcPr>
+            <w:tcW w:w="1606" w:type="dxa"/>
+          </w:tcPr>
+          <w:p>
+            <w:pPr>
+              <w:pStyle w:val="Celda"/>
+            </w:pPr>
+            <w:r>
+              <w:t xml:space="preserve">N2</w:t>
+            </w:r>
+          </w:p>
+        </w:tc>
+        <w:tc>
+          <w:tcPr>
+            <w:tcW w:w="1606" w:type="dxa"/>
+          </w:tcPr>
+          <w:p>
+            <w:pPr>
+              <w:pStyle w:val="Celda"/>
+            </w:pPr>
+          </w:p>
+        </w:tc>
+        <w:tc>
+          <w:tcPr>
+            <w:tcW w:w="1606" w:type="dxa"/>
+          </w:tcPr>
+          <w:p>
+            <w:pPr>
+              <w:pStyle w:val="Celda"/>
+            </w:pPr>
+          </w:p>
+        </w:tc>
+      </w:tr>
     </w:tbl>
     <w:p>
       <w:pPr>
         <w:pStyle w:val="Espacio"/>
       </w:pPr>
+    </w:p>
+    <w:p>
+      <w:r>
+        <w:t xml:space="preserve">These questions and 5.1 (ISO/IEC 42001 certification, if any) reflect the AI security purchasing criteria in 36 §4.3.</w:t>
+      </w:r>
     </w:p>
     <w:p>
       <w:pPr>
@@ -10568,6 +10795,47 @@
             </w:pPr>
             <w:r>
               <w:t xml:space="preserve">First version. Twelve blocks of 36 §4.3 graded by N1–N3 level, assessment scale, verification at N3 and embedded AI annex (36 §8).</w:t>
+            </w:r>
+          </w:p>
+        </w:tc>
+      </w:tr>
+      <w:tr>
+        <w:tc>
+          <w:tcPr>
+            <w:tcW w:w="3213" w:type="dxa"/>
+          </w:tcPr>
+          <w:p>
+            <w:pPr>
+              <w:pStyle w:val="Celda"/>
+            </w:pPr>
+            <w:r>
+              <w:t xml:space="preserve">0.2</w:t>
+            </w:r>
+          </w:p>
+        </w:tc>
+        <w:tc>
+          <w:tcPr>
+            <w:tcW w:w="3213" w:type="dxa"/>
+          </w:tcPr>
+          <w:p>
+            <w:pPr>
+              <w:pStyle w:val="Celda"/>
+            </w:pPr>
+            <w:r>
+              <w:t xml:space="preserve">19-10-2026</w:t>
+            </w:r>
+          </w:p>
+        </w:tc>
+        <w:tc>
+          <w:tcPr>
+            <w:tcW w:w="3213" w:type="dxa"/>
+          </w:tcPr>
+          <w:p>
+            <w:pPr>
+              <w:pStyle w:val="Celda"/>
+            </w:pPr>
+            <w:r>
+              <w:t xml:space="preserve">Questions 5.8 to 5.10 (AI security purchasing criteria, 36 §4.3) and use before any test with company data (36 §2, principle 8) (D159).</w:t>
             </w:r>
           </w:p>
         </w:tc>
